--- a/CLAUDE.docx
+++ b/CLAUDE.docx
@@ -659,6 +659,15 @@
           <w:rStyle w:val="VerbatimChar"/>
         </w:rPr>
         <w:t xml:space="preserve">  leader-update.js</w:t>
+      </w:r>
+      <w:r>
+        <w:br/>
+      </w:r>
+      <w:r>
+        <w:rPr>
+          <w:rStyle w:val="VerbatimChar"/>
+        </w:rPr>
+        <w:t xml:space="preserve">  leader-upload-thumbnail.js</w:t>
       </w:r>
     </w:p>
     <w:bookmarkEnd w:id="11"/>

--- a/CLAUDE.docx
+++ b/CLAUDE.docx
@@ -195,7 +195,7 @@
         <w:rPr>
           <w:rStyle w:val="VerbatimChar"/>
         </w:rPr>
-        <w:t xml:space="preserve">DenverRick/HIlltop-clubs</w:t>
+        <w:t xml:space="preserve">DenverRick/Hilltop-clubs</w:t>
       </w:r>
       <w:r>
         <w:t xml:space="preserve">. Custom domain</w:t>
@@ -658,6 +658,15 @@
         <w:rPr>
           <w:rStyle w:val="VerbatimChar"/>
         </w:rPr>
+        <w:t xml:space="preserve">  get-mpr-today.js           Today's MPR-room events for the landing page; reads the SEPARATE "Hilltop Clubhouse" base</w:t>
+      </w:r>
+      <w:r>
+        <w:br/>
+      </w:r>
+      <w:r>
+        <w:rPr>
+          <w:rStyle w:val="VerbatimChar"/>
+        </w:rPr>
         <w:t xml:space="preserve">  leader-update.js</w:t>
       </w:r>
       <w:r>
@@ -698,7 +707,68 @@
         <w:t xml:space="preserve"> </w:t>
       </w:r>
       <w:r>
-        <w:t xml:space="preserve">— personal access token, scoped to this base only</w:t>
+        <w:t xml:space="preserve">— personal access token. Read+write on the Clubs base (</w:t>
+      </w:r>
+      <w:r>
+        <w:rPr>
+          <w:rStyle w:val="VerbatimChar"/>
+        </w:rPr>
+        <w:t xml:space="preserve">AIRTABLE_BASE_ID</w:t>
+      </w:r>
+      <w:r>
+        <w:t xml:space="preserve">); also needs</w:t>
+      </w:r>
+      <w:r>
+        <w:t xml:space="preserve"> </w:t>
+      </w:r>
+      <w:r>
+        <w:rPr>
+          <w:rStyle w:val="VerbatimChar"/>
+        </w:rPr>
+        <w:t xml:space="preserve">data.records:read</w:t>
+      </w:r>
+      <w:r>
+        <w:t xml:space="preserve"> </w:t>
+      </w:r>
+      <w:r>
+        <w:t xml:space="preserve">on the</w:t>
+      </w:r>
+      <w:r>
+        <w:t xml:space="preserve"> </w:t>
+      </w:r>
+      <w:r>
+        <w:rPr>
+          <w:b/>
+          <w:bCs/>
+        </w:rPr>
+        <w:t xml:space="preserve">“Hilltop Clubhouse”</w:t>
+      </w:r>
+      <w:r>
+        <w:t xml:space="preserve"> </w:t>
+      </w:r>
+      <w:r>
+        <w:t xml:space="preserve">base (</w:t>
+      </w:r>
+      <w:r>
+        <w:rPr>
+          <w:rStyle w:val="VerbatimChar"/>
+        </w:rPr>
+        <w:t xml:space="preserve">appNJgCpn3NJCRC8U</w:t>
+      </w:r>
+      <w:r>
+        <w:t xml:space="preserve">) for</w:t>
+      </w:r>
+      <w:r>
+        <w:t xml:space="preserve"> </w:t>
+      </w:r>
+      <w:r>
+        <w:rPr>
+          <w:rStyle w:val="VerbatimChar"/>
+        </w:rPr>
+        <w:t xml:space="preserve">get-mpr-today.js</w:t>
+      </w:r>
+      <w:r>
+        <w:t xml:space="preserve">.</w:t>
       </w:r>
     </w:p>
     <w:p>
@@ -789,6 +859,90 @@
           <w:rStyle w:val="VerbatimChar"/>
         </w:rPr>
         <w:t xml:space="preserve">tblXXXX…</w:t>
+      </w:r>
+    </w:p>
+    <w:p>
+      <w:pPr>
+        <w:pStyle w:val="Compact"/>
+        <w:numPr>
+          <w:ilvl w:val="0"/>
+          <w:numId w:val="1003"/>
+        </w:numPr>
+      </w:pPr>
+      <w:r>
+        <w:rPr>
+          <w:rStyle w:val="VerbatimChar"/>
+        </w:rPr>
+        <w:t xml:space="preserve">MPR_BASE_ID</w:t>
+      </w:r>
+      <w:r>
+        <w:t xml:space="preserve"> </w:t>
+      </w:r>
+      <w:r>
+        <w:t xml:space="preserve">— optional override for the Clubhouse base read by</w:t>
+      </w:r>
+      <w:r>
+        <w:t xml:space="preserve"> </w:t>
+      </w:r>
+      <w:r>
+        <w:rPr>
+          <w:rStyle w:val="VerbatimChar"/>
+        </w:rPr>
+        <w:t xml:space="preserve">get-mpr-today.js</w:t>
+      </w:r>
+      <w:r>
+        <w:t xml:space="preserve"> </w:t>
+      </w:r>
+      <w:r>
+        <w:t xml:space="preserve">(defaults to</w:t>
+      </w:r>
+      <w:r>
+        <w:t xml:space="preserve"> </w:t>
+      </w:r>
+      <w:r>
+        <w:rPr>
+          <w:rStyle w:val="VerbatimChar"/>
+        </w:rPr>
+        <w:t xml:space="preserve">appNJgCpn3NJCRC8U</w:t>
+      </w:r>
+      <w:r>
+        <w:t xml:space="preserve">)</w:t>
+      </w:r>
+    </w:p>
+    <w:p>
+      <w:pPr>
+        <w:pStyle w:val="Compact"/>
+        <w:numPr>
+          <w:ilvl w:val="0"/>
+          <w:numId w:val="1003"/>
+        </w:numPr>
+      </w:pPr>
+      <w:r>
+        <w:rPr>
+          <w:rStyle w:val="VerbatimChar"/>
+        </w:rPr>
+        <w:t xml:space="preserve">ANTHROPIC_API_KEY</w:t>
+      </w:r>
+      <w:r>
+        <w:t xml:space="preserve"> </w:t>
+      </w:r>
+      <w:r>
+        <w:t xml:space="preserve">— Anthropic Messages API key used by</w:t>
+      </w:r>
+      <w:r>
+        <w:t xml:space="preserve"> </w:t>
+      </w:r>
+      <w:r>
+        <w:rPr>
+          <w:rStyle w:val="VerbatimChar"/>
+        </w:rPr>
+        <w:t xml:space="preserve">leader-draft-email.js</w:t>
+      </w:r>
+      <w:r>
+        <w:t xml:space="preserve"> </w:t>
+      </w:r>
+      <w:r>
+        <w:t xml:space="preserve">to draft promo emails from each club’s info. Cheap (Haiku model). If unset, the AI-draft button returns a 500 with a clear error.</w:t>
       </w:r>
     </w:p>
     <w:bookmarkEnd w:id="12"/>
